--- a/materialien/Warm-up/DD_Warm-up-Karten_A4.docx
+++ b/materialien/Warm-up/DD_Warm-up-Karten_A4.docx
@@ -115,7 +115,7 @@
               <w:t>(Kurs: Töpfern, Leitung: Herr Kamp, Telefon: 0000-222)</w:t>
             </w:r>
             <w:r>
-              <w:t>. Benenne die Information, die mehrfach gespeichert ist.</w:t>
+              <w:t>. Gib die Information an, die mehrfach gespeichert ist.</w:t>
             </w:r>
           </w:p>
           <w:p>
@@ -201,7 +201,7 @@
               <w:spacing w:after="60"/>
             </w:pPr>
             <w:r>
-              <w:t>Ordne zu: (1) In der Kursliste kann ein neuer Kursleiter erst eingetragen werden, wenn er einen Kurs hat. (2) Frau Brede bekommt eine neue Nummer; in einer Zeile bleibt die alte stehen. (3) Der einzige Töpferkurs wird gestrichen – mit ihm verschwindet Herrn Kamps Telefonnummer.</w:t>
+              <w:t>Gib jeweils die Anomalie an: (1) In der Kursliste kann ein neuer Kursleiter erst eingetragen werden, wenn er einen Kurs hat. (2) Frau Brede bekommt eine neue Nummer; in einer Zeile bleibt die alte stehen. (3) Der einzige Töpferkurs wird gestrichen – mit ihm verschwindet Herrn Kamps Telefonnummer.</w:t>
             </w:r>
           </w:p>
           <w:p>
@@ -414,7 +414,7 @@
               <w:spacing w:after="60"/>
             </w:pPr>
             <w:r>
-              <w:t>Erkläre, welches Problem diese Abfrage bei der Zelle „Fußball, Tennis“ (Lina Weerts) hat – und wie man im bereinigten Archiv richtig nach Tennis-Mitgliedern fragt.</w:t>
+              <w:t>Erläutere, welches Problem diese Abfrage bei der Zelle „Fußball, Tennis“ (Lina Weerts) hat – und wie man im bereinigten Archiv richtig nach Tennis-Mitgliedern fragt.</w:t>
             </w:r>
           </w:p>
           <w:p>
@@ -766,7 +766,7 @@
               <w:t>Beitragsgruppe(Gruppe, Monatsbeitrag)</w:t>
             </w:r>
             <w:r>
-              <w:t xml:space="preserve"> (Primärschlüssel jeweils das erste Attribut). Prüfe, ob die Zerlegung verlustfrei ist, und korrigiere sie.</w:t>
+              <w:t xml:space="preserve"> (Primärschlüssel jeweils das erste Attribut). Untersuche, ob die Zerlegung verlustfrei ist, und verändere sie so, dass sie verlustfrei ist.</w:t>
             </w:r>
           </w:p>
           <w:p>
